--- a/18_Espanol/07_Encuestas_Estudiantes.docx
+++ b/18_Espanol/07_Encuestas_Estudiantes.docx
@@ -628,7 +628,7 @@
           <w:color w:val="2B2D42"/>
           <w:sz w:val="21"/>
         </w:rPr>
-        <w:t>A free kit by Competence Collective · competencecollective.org · quillsup.org</w:t>
+        <w:t>Hackles · a free kit · quillsup.org</w:t>
       </w:r>
     </w:p>
     <w:p>
@@ -680,7 +680,7 @@
         <w:rPr>
           <w:i/>
         </w:rPr>
-        <w:t>Un kit gratuito de Competence Collective · competencecollective.org · quillsup.org · © 2026 Competence Collective. Texto de las lecciones y materiales didácticos: CC BY-NC 4.0 (gratis para imprimir, compartir y adaptar con fines no comerciales, con crédito). El nombre Hackles, los logotipos, los personajes y las ilustraciones no están cubiertos por esa licencia: puede imprimirlos y compartirlos sin modificar para uso en el aula y en familia; cualquier otro uso requiere permiso por escrito. [VERIFY with counsel]</w:t>
+        <w:t>Hackles · un kit gratuito · quillsup.org · © 2026 Competence Collective. Texto de las lecciones y materiales didácticos: CC BY-NC 4.0 (gratis para imprimir, compartir y adaptar con fines no comerciales, con crédito). El nombre Hackles, los logotipos, los personajes y las ilustraciones no están cubiertos por esa licencia: puede imprimirlos y compartirlos sin modificar para uso en el aula y en familia; cualquier otro uso requiere permiso por escrito. [VERIFY with counsel]</w:t>
       </w:r>
     </w:p>
     <w:p>
@@ -3059,7 +3059,7 @@
         <w:color w:val="5A5C70"/>
         <w:sz w:val="14"/>
       </w:rPr>
-      <w:t>Hackles · © 2026 Competence Collective · competencecollective.org · Text CC BY-NC 4.0 · Name, logos and art: all rights reserved</w:t>
+      <w:t>Hackles · quillsup.org · © 2026 Competence Collective · Text CC BY-NC 4.0 · Name, logos and art: all rights reserved</w:t>
     </w:r>
     <w:r>
       <w:tab/>
